--- a/Manual_Rewiring.docx
+++ b/Manual_Rewiring.docx
@@ -224,25 +224,6 @@
         <w:t>Matplotlib</w:t>
       </w:r>
       <w:proofErr w:type="spellEnd"/>
-    </w:p>
-    <w:p>
-      <w:pPr>
-        <w:pStyle w:val="Prrafodelista"/>
-        <w:numPr>
-          <w:ilvl w:val="2"/>
-          <w:numId w:val="1"/>
-        </w:numPr>
-        <w:ind w:left="1620"/>
-        <w:rPr>
-          <w:lang w:val="es-ES_tradnl"/>
-        </w:rPr>
-      </w:pPr>
-      <w:r>
-        <w:rPr>
-          <w:lang w:val="es-ES_tradnl"/>
-        </w:rPr>
-        <w:t>Pandas</w:t>
-      </w:r>
     </w:p>
     <w:p>
       <w:pPr>
@@ -692,6 +673,7 @@
           <w:sz w:val="18"/>
           <w:szCs w:val="18"/>
         </w:rPr>
+        <w:lastRenderedPageBreak/>
         <w:t>RESULTADOS_DIR</w:t>
       </w:r>
       <w:r>
@@ -3607,1770 +3589,6 @@
         </w:rPr>
         <w:tab/>
       </w:r>
-    </w:p>
-    <w:p>
-      <w:pPr>
-        <w:ind w:left="360"/>
-        <w:rPr>
-          <w:b/>
-          <w:bCs/>
-          <w:lang w:val="es-ES_tradnl"/>
-        </w:rPr>
-      </w:pPr>
-    </w:p>
-    <w:p>
-      <w:pPr>
-        <w:rPr>
-          <w:rFonts w:asciiTheme="majorHAnsi" w:eastAsiaTheme="majorEastAsia" w:hAnsiTheme="majorHAnsi" w:cstheme="majorBidi"/>
-          <w:color w:val="0F4761" w:themeColor="accent1" w:themeShade="BF"/>
-          <w:sz w:val="32"/>
-          <w:szCs w:val="32"/>
-          <w:lang w:val="es-ES_tradnl"/>
-        </w:rPr>
-      </w:pPr>
-      <w:r>
-        <w:rPr>
-          <w:lang w:val="es-ES_tradnl"/>
-        </w:rPr>
-        <w:br w:type="page"/>
-      </w:r>
-    </w:p>
-    <w:p>
-      <w:pPr>
-        <w:pStyle w:val="Ttulo2"/>
-        <w:rPr>
-          <w:lang w:val="es-ES_tradnl"/>
-        </w:rPr>
-      </w:pPr>
-      <w:r>
-        <w:rPr>
-          <w:lang w:val="es-ES_tradnl"/>
-        </w:rPr>
-        <w:lastRenderedPageBreak/>
-        <w:t>II</w:t>
-      </w:r>
-      <w:r>
-        <w:rPr>
-          <w:lang w:val="es-ES_tradnl"/>
-        </w:rPr>
-        <w:t>I</w:t>
-      </w:r>
-      <w:r>
-        <w:rPr>
-          <w:lang w:val="es-ES_tradnl"/>
-        </w:rPr>
-        <w:t xml:space="preserve">. </w:t>
-      </w:r>
-      <w:r>
-        <w:rPr>
-          <w:lang w:val="es-ES_tradnl"/>
-        </w:rPr>
-        <w:t>Experimentos de degradación de redes</w:t>
-      </w:r>
-    </w:p>
-    <w:p>
-      <w:pPr>
-        <w:pStyle w:val="Ttulo3"/>
-        <w:rPr>
-          <w:lang w:val="es-ES_tradnl"/>
-        </w:rPr>
-      </w:pPr>
-      <w:r>
-        <w:rPr>
-          <w:lang w:val="es-ES_tradnl"/>
-        </w:rPr>
-        <w:t>Configuración de experimentos de degradación de las redes obtenidas</w:t>
-      </w:r>
-    </w:p>
-    <w:p>
-      <w:pPr>
-        <w:spacing w:after="240"/>
-        <w:rPr>
-          <w:lang w:val="es-ES_tradnl"/>
-        </w:rPr>
-      </w:pPr>
-      <w:r>
-        <w:rPr>
-          <w:lang w:val="es-ES_tradnl"/>
-        </w:rPr>
-        <w:t xml:space="preserve">Para configurar un experimento de degradación, se deben haber ejecutado los experimentos de formación y </w:t>
-      </w:r>
-      <w:r>
-        <w:rPr>
-          <w:lang w:val="es-ES_tradnl"/>
-        </w:rPr>
-        <w:t xml:space="preserve">se deben </w:t>
-      </w:r>
-      <w:r>
-        <w:rPr>
-          <w:lang w:val="es-ES_tradnl"/>
-        </w:rPr>
-        <w:t xml:space="preserve">considerar los siguientes </w:t>
-      </w:r>
-      <w:r>
-        <w:rPr>
-          <w:lang w:val="es-ES_tradnl"/>
-        </w:rPr>
-        <w:t>parámetros de degradación</w:t>
-      </w:r>
-      <w:r>
-        <w:rPr>
-          <w:lang w:val="es-ES_tradnl"/>
-        </w:rPr>
-        <w:t>:</w:t>
-      </w:r>
-    </w:p>
-    <w:p>
-      <w:pPr>
-        <w:pStyle w:val="Prrafodelista"/>
-        <w:numPr>
-          <w:ilvl w:val="0"/>
-          <w:numId w:val="3"/>
-        </w:numPr>
-        <w:spacing w:after="240"/>
-        <w:rPr>
-          <w:lang w:val="es-ES_tradnl"/>
-        </w:rPr>
-      </w:pPr>
-      <w:r>
-        <w:rPr>
-          <w:b/>
-          <w:bCs/>
-          <w:lang w:val="es-ES_tradnl"/>
-        </w:rPr>
-        <w:t>Tipo de degradación</w:t>
-      </w:r>
-      <w:r>
-        <w:rPr>
-          <w:b/>
-          <w:bCs/>
-          <w:lang w:val="es-ES_tradnl"/>
-        </w:rPr>
-        <w:t>:</w:t>
-      </w:r>
-      <w:r>
-        <w:rPr>
-          <w:lang w:val="es-ES_tradnl"/>
-        </w:rPr>
-        <w:t xml:space="preserve"> Ataques</w:t>
-      </w:r>
-      <w:r>
-        <w:rPr>
-          <w:lang w:val="es-ES_tradnl"/>
-        </w:rPr>
-        <w:t xml:space="preserve"> y/o</w:t>
-      </w:r>
-      <w:r>
-        <w:rPr>
-          <w:lang w:val="es-ES_tradnl"/>
-        </w:rPr>
-        <w:t xml:space="preserve"> Fallas</w:t>
-      </w:r>
-    </w:p>
-    <w:p>
-      <w:pPr>
-        <w:pStyle w:val="Prrafodelista"/>
-        <w:numPr>
-          <w:ilvl w:val="0"/>
-          <w:numId w:val="3"/>
-        </w:numPr>
-        <w:spacing w:after="240"/>
-        <w:rPr>
-          <w:lang w:val="es-ES_tradnl"/>
-        </w:rPr>
-      </w:pPr>
-      <w:proofErr w:type="gramStart"/>
-      <w:r>
-        <w:rPr>
-          <w:b/>
-          <w:bCs/>
-          <w:lang w:val="es-ES_tradnl"/>
-        </w:rPr>
-        <w:t>Cada cuantos ataques</w:t>
-      </w:r>
-      <w:proofErr w:type="gramEnd"/>
-      <w:r>
-        <w:rPr>
-          <w:b/>
-          <w:bCs/>
-          <w:lang w:val="es-ES_tradnl"/>
-        </w:rPr>
-        <w:t xml:space="preserve"> se registran las medidas de robustez (step </w:t>
-      </w:r>
-      <w:proofErr w:type="spellStart"/>
-      <w:r>
-        <w:rPr>
-          <w:b/>
-          <w:bCs/>
-          <w:lang w:val="es-ES_tradnl"/>
-        </w:rPr>
-        <w:t>save</w:t>
-      </w:r>
-      <w:proofErr w:type="spellEnd"/>
-      <w:r>
-        <w:rPr>
-          <w:b/>
-          <w:bCs/>
-          <w:lang w:val="es-ES_tradnl"/>
-        </w:rPr>
-        <w:t>)</w:t>
-      </w:r>
-      <w:r>
-        <w:rPr>
-          <w:lang w:val="es-ES_tradnl"/>
-        </w:rPr>
-        <w:t>.</w:t>
-      </w:r>
-    </w:p>
-    <w:p>
-      <w:pPr>
-        <w:spacing w:after="240"/>
-        <w:rPr>
-          <w:lang w:val="es-ES_tradnl"/>
-        </w:rPr>
-      </w:pPr>
-      <w:r>
-        <w:rPr>
-          <w:lang w:val="es-ES_tradnl"/>
-        </w:rPr>
-        <w:t>A continuación, se indican los pasos para configurar un experimento con los siguientes parámetros de entrada:</w:t>
-      </w:r>
-    </w:p>
-    <w:p>
-      <w:pPr>
-        <w:pStyle w:val="Prrafodelista"/>
-        <w:numPr>
-          <w:ilvl w:val="0"/>
-          <w:numId w:val="3"/>
-        </w:numPr>
-        <w:spacing w:after="240"/>
-        <w:rPr>
-          <w:lang w:val="es-ES_tradnl"/>
-        </w:rPr>
-      </w:pPr>
-      <w:r>
-        <w:rPr>
-          <w:b/>
-          <w:bCs/>
-          <w:lang w:val="es-ES_tradnl"/>
-        </w:rPr>
-        <w:t>Tipo de degradación:</w:t>
-      </w:r>
-      <w:r>
-        <w:rPr>
-          <w:lang w:val="es-ES_tradnl"/>
-        </w:rPr>
-        <w:t xml:space="preserve"> Ataques</w:t>
-      </w:r>
-      <w:r>
-        <w:rPr>
-          <w:lang w:val="es-ES_tradnl"/>
-        </w:rPr>
-        <w:t xml:space="preserve"> y fallas</w:t>
-      </w:r>
-      <w:r>
-        <w:rPr>
-          <w:lang w:val="es-ES_tradnl"/>
-        </w:rPr>
-        <w:t>.</w:t>
-      </w:r>
-    </w:p>
-    <w:p>
-      <w:pPr>
-        <w:pStyle w:val="Prrafodelista"/>
-        <w:numPr>
-          <w:ilvl w:val="0"/>
-          <w:numId w:val="3"/>
-        </w:numPr>
-        <w:spacing w:after="240"/>
-        <w:rPr>
-          <w:lang w:val="es-ES_tradnl"/>
-        </w:rPr>
-      </w:pPr>
-      <w:r>
-        <w:rPr>
-          <w:b/>
-          <w:bCs/>
-          <w:lang w:val="es-ES_tradnl"/>
-        </w:rPr>
-        <w:t xml:space="preserve">Step </w:t>
-      </w:r>
-      <w:proofErr w:type="spellStart"/>
-      <w:r>
-        <w:rPr>
-          <w:b/>
-          <w:bCs/>
-          <w:lang w:val="es-ES_tradnl"/>
-        </w:rPr>
-        <w:t>save</w:t>
-      </w:r>
-      <w:proofErr w:type="spellEnd"/>
-      <w:r>
-        <w:rPr>
-          <w:b/>
-          <w:bCs/>
-          <w:lang w:val="es-ES_tradnl"/>
-        </w:rPr>
-        <w:t xml:space="preserve">: </w:t>
-      </w:r>
-      <w:r>
-        <w:rPr>
-          <w:lang w:val="es-ES_tradnl"/>
-        </w:rPr>
-        <w:t>4.</w:t>
-      </w:r>
-    </w:p>
-    <w:p>
-      <w:pPr>
-        <w:pStyle w:val="Ttulo3"/>
-        <w:rPr>
-          <w:lang w:val="es-ES_tradnl"/>
-        </w:rPr>
-      </w:pPr>
-      <w:r>
-        <w:rPr>
-          <w:lang w:val="es-ES_tradnl"/>
-        </w:rPr>
-        <w:t>Pasos:</w:t>
-      </w:r>
-    </w:p>
-    <w:p>
-      <w:pPr>
-        <w:pStyle w:val="Prrafodelista"/>
-        <w:numPr>
-          <w:ilvl w:val="0"/>
-          <w:numId w:val="12"/>
-        </w:numPr>
-        <w:spacing w:after="240"/>
-        <w:rPr>
-          <w:lang w:val="es-ES_tradnl"/>
-        </w:rPr>
-      </w:pPr>
-      <w:r>
-        <w:rPr>
-          <w:lang w:val="es-ES_tradnl"/>
-        </w:rPr>
-        <w:t xml:space="preserve">Asegurarse de haber ejecutado los experimentos de formación y que los archivo </w:t>
-      </w:r>
-      <w:r>
-        <w:rPr>
-          <w:b/>
-          <w:bCs/>
-          <w:lang w:val="es-ES_tradnl"/>
-        </w:rPr>
-        <w:t>configFormacion.py</w:t>
-      </w:r>
-      <w:r>
-        <w:rPr>
-          <w:lang w:val="es-ES_tradnl"/>
-        </w:rPr>
-        <w:t xml:space="preserve"> y </w:t>
-      </w:r>
-      <w:r>
-        <w:rPr>
-          <w:b/>
-          <w:bCs/>
-          <w:lang w:val="es-ES_tradnl"/>
-        </w:rPr>
-        <w:t>configPaths.py</w:t>
-      </w:r>
-      <w:r>
-        <w:rPr>
-          <w:lang w:val="es-ES_tradnl"/>
-        </w:rPr>
-        <w:t>, coincidan con los experimentos realizados.</w:t>
-      </w:r>
-    </w:p>
-    <w:p>
-      <w:pPr>
-        <w:pStyle w:val="Prrafodelista"/>
-        <w:numPr>
-          <w:ilvl w:val="0"/>
-          <w:numId w:val="12"/>
-        </w:numPr>
-        <w:spacing w:after="240"/>
-        <w:rPr>
-          <w:lang w:val="es-ES_tradnl"/>
-        </w:rPr>
-      </w:pPr>
-      <w:r>
-        <w:rPr>
-          <w:lang w:val="es-ES_tradnl"/>
-        </w:rPr>
-        <w:t xml:space="preserve">Modificar el archivo </w:t>
-      </w:r>
-      <w:r>
-        <w:rPr>
-          <w:b/>
-          <w:bCs/>
-          <w:lang w:val="es-ES_tradnl"/>
-        </w:rPr>
-        <w:t>configDegradacion.py</w:t>
-      </w:r>
-      <w:r>
-        <w:rPr>
-          <w:lang w:val="es-ES_tradnl"/>
-        </w:rPr>
-        <w:t xml:space="preserve"> para indicar el tipo de degradación y el step </w:t>
-      </w:r>
-      <w:proofErr w:type="spellStart"/>
-      <w:r>
-        <w:rPr>
-          <w:lang w:val="es-ES_tradnl"/>
-        </w:rPr>
-        <w:t>save</w:t>
-      </w:r>
-      <w:proofErr w:type="spellEnd"/>
-      <w:r>
-        <w:rPr>
-          <w:lang w:val="es-ES_tradnl"/>
-        </w:rPr>
-        <w:t>.</w:t>
-      </w:r>
-    </w:p>
-    <w:p>
-      <w:pPr>
-        <w:pStyle w:val="Prrafodelista"/>
-        <w:shd w:val="clear" w:color="auto" w:fill="FFFFFF"/>
-        <w:spacing w:line="270" w:lineRule="atLeast"/>
-        <w:rPr>
-          <w:rFonts w:ascii="Menlo" w:hAnsi="Menlo" w:cs="Menlo"/>
-          <w:color w:val="3B3B3B"/>
-          <w:sz w:val="18"/>
-          <w:szCs w:val="18"/>
-        </w:rPr>
-      </w:pPr>
-      <w:r>
-        <w:rPr>
-          <w:rFonts w:ascii="Menlo" w:hAnsi="Menlo" w:cs="Menlo"/>
-          <w:color w:val="008000"/>
-          <w:sz w:val="18"/>
-          <w:szCs w:val="18"/>
-        </w:rPr>
-        <w:t>#Configuración de una serie de experimentos de degradación de redes</w:t>
-      </w:r>
-    </w:p>
-    <w:p>
-      <w:pPr>
-        <w:pStyle w:val="Prrafodelista"/>
-        <w:shd w:val="clear" w:color="auto" w:fill="FFFFFF"/>
-        <w:spacing w:line="270" w:lineRule="atLeast"/>
-        <w:rPr>
-          <w:rFonts w:ascii="Menlo" w:hAnsi="Menlo" w:cs="Menlo"/>
-          <w:color w:val="008000"/>
-          <w:sz w:val="18"/>
-          <w:szCs w:val="18"/>
-        </w:rPr>
-      </w:pPr>
-      <w:r>
-        <w:rPr>
-          <w:rFonts w:ascii="Menlo" w:hAnsi="Menlo" w:cs="Menlo"/>
-          <w:color w:val="008000"/>
-          <w:sz w:val="18"/>
-          <w:szCs w:val="18"/>
-        </w:rPr>
-        <w:t>#-------DEGRADACION------------</w:t>
-      </w:r>
-    </w:p>
-    <w:p>
-      <w:pPr>
-        <w:pStyle w:val="Prrafodelista"/>
-        <w:shd w:val="clear" w:color="auto" w:fill="FFFFFF"/>
-        <w:spacing w:line="270" w:lineRule="atLeast"/>
-        <w:rPr>
-          <w:rFonts w:ascii="Menlo" w:hAnsi="Menlo" w:cs="Menlo"/>
-          <w:color w:val="008000"/>
-          <w:sz w:val="18"/>
-          <w:szCs w:val="18"/>
-        </w:rPr>
-      </w:pPr>
-      <w:r>
-        <w:rPr>
-          <w:rFonts w:ascii="Menlo" w:hAnsi="Menlo" w:cs="Menlo"/>
-          <w:color w:val="008000"/>
-          <w:sz w:val="18"/>
-          <w:szCs w:val="18"/>
-        </w:rPr>
-        <w:t># Tipo de degradación: "Fallas", "Ataques"</w:t>
-      </w:r>
-      <w:r>
-        <w:rPr>
-          <w:rFonts w:ascii="Menlo" w:hAnsi="Menlo" w:cs="Menlo"/>
-          <w:color w:val="008000"/>
-          <w:sz w:val="18"/>
-          <w:szCs w:val="18"/>
-        </w:rPr>
-        <w:t>.</w:t>
-      </w:r>
-    </w:p>
-    <w:p>
-      <w:pPr>
-        <w:pStyle w:val="Prrafodelista"/>
-        <w:shd w:val="clear" w:color="auto" w:fill="FFFFFF"/>
-        <w:spacing w:line="270" w:lineRule="atLeast"/>
-        <w:rPr>
-          <w:rFonts w:ascii="Menlo" w:hAnsi="Menlo" w:cs="Menlo"/>
-          <w:color w:val="3B3B3B"/>
-          <w:sz w:val="18"/>
-          <w:szCs w:val="18"/>
-        </w:rPr>
-      </w:pPr>
-      <w:r>
-        <w:rPr>
-          <w:rFonts w:ascii="Menlo" w:hAnsi="Menlo" w:cs="Menlo"/>
-          <w:color w:val="008000"/>
-          <w:sz w:val="18"/>
-          <w:szCs w:val="18"/>
-        </w:rPr>
-        <w:t># Se debe indicar como lista aunque solo tenga un valor, p.e. [“Fallas”]</w:t>
-      </w:r>
-    </w:p>
-    <w:p>
-      <w:pPr>
-        <w:pStyle w:val="Prrafodelista"/>
-        <w:shd w:val="clear" w:color="auto" w:fill="FFFFFF"/>
-        <w:spacing w:line="270" w:lineRule="atLeast"/>
-        <w:rPr>
-          <w:rFonts w:ascii="Menlo" w:hAnsi="Menlo" w:cs="Menlo"/>
-          <w:color w:val="3B3B3B"/>
-          <w:sz w:val="18"/>
-          <w:szCs w:val="18"/>
-        </w:rPr>
-      </w:pPr>
-      <w:r>
-        <w:rPr>
-          <w:rFonts w:ascii="Menlo" w:hAnsi="Menlo" w:cs="Menlo"/>
-          <w:color w:val="0070C1"/>
-          <w:sz w:val="18"/>
-          <w:szCs w:val="18"/>
-        </w:rPr>
-        <w:t>TIPO_DEGRADACION</w:t>
-      </w:r>
-      <w:r>
-        <w:rPr>
-          <w:rFonts w:ascii="Menlo" w:hAnsi="Menlo" w:cs="Menlo"/>
-          <w:color w:val="0070C1"/>
-          <w:sz w:val="18"/>
-          <w:szCs w:val="18"/>
-        </w:rPr>
-        <w:t xml:space="preserve"> </w:t>
-      </w:r>
-      <w:r>
-        <w:rPr>
-          <w:rFonts w:ascii="Menlo" w:hAnsi="Menlo" w:cs="Menlo"/>
-          <w:color w:val="000000"/>
-          <w:sz w:val="18"/>
-          <w:szCs w:val="18"/>
-        </w:rPr>
-        <w:t>=</w:t>
-      </w:r>
-      <w:r>
-        <w:rPr>
-          <w:rFonts w:ascii="Menlo" w:hAnsi="Menlo" w:cs="Menlo"/>
-          <w:color w:val="3B3B3B"/>
-          <w:sz w:val="18"/>
-          <w:szCs w:val="18"/>
-        </w:rPr>
-        <w:t>[</w:t>
-      </w:r>
-      <w:r>
-        <w:rPr>
-          <w:rFonts w:ascii="Menlo" w:hAnsi="Menlo" w:cs="Menlo"/>
-          <w:color w:val="A31515"/>
-          <w:sz w:val="18"/>
-          <w:szCs w:val="18"/>
-        </w:rPr>
-        <w:t>"Fallas"</w:t>
-      </w:r>
-      <w:r>
-        <w:rPr>
-          <w:rFonts w:ascii="Menlo" w:hAnsi="Menlo" w:cs="Menlo"/>
-          <w:color w:val="3B3B3B"/>
-          <w:sz w:val="18"/>
-          <w:szCs w:val="18"/>
-        </w:rPr>
-        <w:t>,</w:t>
-      </w:r>
-      <w:r>
-        <w:rPr>
-          <w:rFonts w:ascii="Menlo" w:hAnsi="Menlo" w:cs="Menlo"/>
-          <w:color w:val="A31515"/>
-          <w:sz w:val="18"/>
-          <w:szCs w:val="18"/>
-        </w:rPr>
-        <w:t>"Ataques"</w:t>
-      </w:r>
-      <w:r>
-        <w:rPr>
-          <w:rFonts w:ascii="Menlo" w:hAnsi="Menlo" w:cs="Menlo"/>
-          <w:color w:val="3B3B3B"/>
-          <w:sz w:val="18"/>
-          <w:szCs w:val="18"/>
-        </w:rPr>
-        <w:t xml:space="preserve">]  </w:t>
-      </w:r>
-    </w:p>
-    <w:p>
-      <w:pPr>
-        <w:pStyle w:val="Prrafodelista"/>
-        <w:shd w:val="clear" w:color="auto" w:fill="FFFFFF"/>
-        <w:spacing w:line="270" w:lineRule="atLeast"/>
-        <w:rPr>
-          <w:rFonts w:ascii="Menlo" w:hAnsi="Menlo" w:cs="Menlo"/>
-          <w:color w:val="3B3B3B"/>
-          <w:sz w:val="18"/>
-          <w:szCs w:val="18"/>
-        </w:rPr>
-      </w:pPr>
-      <w:r>
-        <w:rPr>
-          <w:rFonts w:ascii="Menlo" w:hAnsi="Menlo" w:cs="Menlo"/>
-          <w:color w:val="0070C1"/>
-          <w:sz w:val="18"/>
-          <w:szCs w:val="18"/>
-        </w:rPr>
-        <w:t>SAVE_STEP</w:t>
-      </w:r>
-      <w:r>
-        <w:rPr>
-          <w:rFonts w:ascii="Menlo" w:hAnsi="Menlo" w:cs="Menlo"/>
-          <w:color w:val="000000"/>
-          <w:sz w:val="18"/>
-          <w:szCs w:val="18"/>
-        </w:rPr>
-        <w:t>=</w:t>
-      </w:r>
-      <w:r>
-        <w:rPr>
-          <w:rFonts w:ascii="Menlo" w:hAnsi="Menlo" w:cs="Menlo"/>
-          <w:color w:val="098658"/>
-          <w:sz w:val="18"/>
-          <w:szCs w:val="18"/>
-        </w:rPr>
-        <w:t>4</w:t>
-      </w:r>
-      <w:r>
-        <w:rPr>
-          <w:rFonts w:ascii="Menlo" w:hAnsi="Menlo" w:cs="Menlo"/>
-          <w:color w:val="3B3B3B"/>
-          <w:sz w:val="18"/>
-          <w:szCs w:val="18"/>
-        </w:rPr>
-        <w:t xml:space="preserve">     </w:t>
-      </w:r>
-      <w:r>
-        <w:rPr>
-          <w:rFonts w:ascii="Menlo" w:hAnsi="Menlo" w:cs="Menlo"/>
-          <w:color w:val="008000"/>
-          <w:sz w:val="18"/>
-          <w:szCs w:val="18"/>
-        </w:rPr>
-        <w:t>#Cada cuántos ataques registra medidas</w:t>
-      </w:r>
-    </w:p>
-    <w:p>
-      <w:pPr>
-        <w:pStyle w:val="Prrafodelista"/>
-        <w:spacing w:after="240"/>
-        <w:rPr>
-          <w:lang w:val="es-ES_tradnl"/>
-        </w:rPr>
-      </w:pPr>
-    </w:p>
-    <w:p>
-      <w:pPr>
-        <w:pStyle w:val="Prrafodelista"/>
-        <w:numPr>
-          <w:ilvl w:val="0"/>
-          <w:numId w:val="12"/>
-        </w:numPr>
-        <w:spacing w:after="240"/>
-        <w:rPr>
-          <w:lang w:val="es-ES_tradnl"/>
-        </w:rPr>
-      </w:pPr>
-      <w:r>
-        <w:rPr>
-          <w:lang w:val="es-ES_tradnl"/>
-        </w:rPr>
-        <w:t xml:space="preserve">Ejecutar el archivo </w:t>
-      </w:r>
-      <w:r>
-        <w:rPr>
-          <w:b/>
-          <w:bCs/>
-          <w:lang w:val="es-ES_tradnl"/>
-        </w:rPr>
-        <w:t xml:space="preserve">degradación.py </w:t>
-      </w:r>
-      <w:r>
-        <w:rPr>
-          <w:lang w:val="es-ES_tradnl"/>
-        </w:rPr>
-        <w:t>para</w:t>
-      </w:r>
-      <w:r>
-        <w:rPr>
-          <w:lang w:val="es-ES_tradnl"/>
-        </w:rPr>
-        <w:t xml:space="preserve"> ejecutar la degradación para las redes obtenidas en cada experimento. </w:t>
-      </w:r>
-    </w:p>
-    <w:p>
-      <w:pPr>
-        <w:pStyle w:val="Prrafodelista"/>
-        <w:numPr>
-          <w:ilvl w:val="0"/>
-          <w:numId w:val="12"/>
-        </w:numPr>
-        <w:spacing w:after="240"/>
-        <w:rPr>
-          <w:lang w:val="es-ES_tradnl"/>
-        </w:rPr>
-      </w:pPr>
-      <w:r>
-        <w:rPr>
-          <w:lang w:val="es-ES_tradnl"/>
-        </w:rPr>
-        <w:t>A</w:t>
-      </w:r>
-      <w:r>
-        <w:rPr>
-          <w:lang w:val="es-ES_tradnl"/>
-        </w:rPr>
-        <w:t xml:space="preserve">l terminar la ejecución del script </w:t>
-      </w:r>
-      <w:r>
-        <w:rPr>
-          <w:b/>
-          <w:bCs/>
-          <w:lang w:val="es-ES_tradnl"/>
-        </w:rPr>
-        <w:t>degradacion.</w:t>
-      </w:r>
-      <w:r>
-        <w:rPr>
-          <w:b/>
-          <w:bCs/>
-          <w:lang w:val="es-ES_tradnl"/>
-        </w:rPr>
-        <w:t>py</w:t>
-      </w:r>
-      <w:r>
-        <w:rPr>
-          <w:lang w:val="es-ES_tradnl"/>
-        </w:rPr>
-        <w:t xml:space="preserve">, </w:t>
-      </w:r>
-      <w:r>
-        <w:rPr>
-          <w:lang w:val="es-ES_tradnl"/>
-        </w:rPr>
-        <w:t xml:space="preserve">se tendrá el árbol de directorios </w:t>
-      </w:r>
-      <w:r>
-        <w:rPr>
-          <w:lang w:val="es-ES_tradnl"/>
-        </w:rPr>
-        <w:t>mostrado en la Figura 4.</w:t>
-      </w:r>
-    </w:p>
-    <w:p>
-      <w:pPr>
-        <w:pStyle w:val="Prrafodelista"/>
-        <w:spacing w:after="240"/>
-        <w:jc w:val="center"/>
-        <w:rPr>
-          <w:lang w:val="es-ES_tradnl"/>
-        </w:rPr>
-      </w:pPr>
-      <w:r>
-        <w:rPr>
-          <w:noProof/>
-          <w:lang w:val="es-ES_tradnl"/>
-        </w:rPr>
-        <w:lastRenderedPageBreak/>
-        <w:drawing>
-          <wp:inline distT="0" distB="0" distL="0" distR="0" wp14:anchorId="5196F3B9" wp14:editId="2710ED4E">
-            <wp:extent cx="1691234" cy="3073250"/>
-            <wp:effectExtent l="0" t="0" r="0" b="635"/>
-            <wp:docPr id="1034433066" name="Imagen 1"/>
-            <wp:cNvGraphicFramePr>
-              <a:graphicFrameLocks xmlns:a="http://schemas.openxmlformats.org/drawingml/2006/main" noChangeAspect="1"/>
-            </wp:cNvGraphicFramePr>
-            <a:graphic xmlns:a="http://schemas.openxmlformats.org/drawingml/2006/main">
-              <a:graphicData uri="http://schemas.openxmlformats.org/drawingml/2006/picture">
-                <pic:pic xmlns:pic="http://schemas.openxmlformats.org/drawingml/2006/picture">
-                  <pic:nvPicPr>
-                    <pic:cNvPr id="1034433066" name="Imagen 1034433066"/>
-                    <pic:cNvPicPr/>
-                  </pic:nvPicPr>
-                  <pic:blipFill>
-                    <a:blip r:embed="rId8">
-                      <a:extLst>
-                        <a:ext uri="{28A0092B-C50C-407E-A947-70E740481C1C}">
-                          <a14:useLocalDpi xmlns:a14="http://schemas.microsoft.com/office/drawing/2010/main" val="0"/>
-                        </a:ext>
-                      </a:extLst>
-                    </a:blip>
-                    <a:stretch>
-                      <a:fillRect/>
-                    </a:stretch>
-                  </pic:blipFill>
-                  <pic:spPr>
-                    <a:xfrm>
-                      <a:off x="0" y="0"/>
-                      <a:ext cx="1761891" cy="3201645"/>
-                    </a:xfrm>
-                    <a:prstGeom prst="rect">
-                      <a:avLst/>
-                    </a:prstGeom>
-                  </pic:spPr>
-                </pic:pic>
-              </a:graphicData>
-            </a:graphic>
-          </wp:inline>
-        </w:drawing>
-      </w:r>
-    </w:p>
-    <w:p>
-      <w:pPr>
-        <w:pStyle w:val="Prrafodelista"/>
-        <w:spacing w:after="240"/>
-        <w:jc w:val="center"/>
-        <w:rPr>
-          <w:rStyle w:val="nfasissutil"/>
-          <w:sz w:val="20"/>
-          <w:szCs w:val="20"/>
-          <w:lang w:val="es-ES_tradnl"/>
-        </w:rPr>
-      </w:pPr>
-      <w:r>
-        <w:rPr>
-          <w:rStyle w:val="nfasissutil"/>
-          <w:sz w:val="20"/>
-          <w:szCs w:val="20"/>
-        </w:rPr>
-        <w:t>Figura 4. Estructura del directorio de resultados de Degradación.</w:t>
-      </w:r>
-    </w:p>
-    <w:p>
-      <w:pPr>
-        <w:pStyle w:val="Prrafodelista"/>
-        <w:spacing w:after="240"/>
-        <w:rPr>
-          <w:lang w:val="es-ES_tradnl"/>
-        </w:rPr>
-      </w:pPr>
-    </w:p>
-    <w:p>
-      <w:pPr>
-        <w:pStyle w:val="Prrafodelista"/>
-        <w:spacing w:after="240"/>
-        <w:rPr>
-          <w:lang w:val="es-ES_tradnl"/>
-        </w:rPr>
-      </w:pPr>
-      <w:r>
-        <w:rPr>
-          <w:lang w:val="es-ES_tradnl"/>
-        </w:rPr>
-        <w:t>D</w:t>
-      </w:r>
-      <w:r>
-        <w:rPr>
-          <w:lang w:val="es-ES_tradnl"/>
-        </w:rPr>
-        <w:t>entro de cada carpeta de experimento, se encontrarán los siguientes archivos:</w:t>
-      </w:r>
-    </w:p>
-    <w:p>
-      <w:pPr>
-        <w:pStyle w:val="Prrafodelista"/>
-        <w:numPr>
-          <w:ilvl w:val="1"/>
-          <w:numId w:val="12"/>
-        </w:numPr>
-        <w:spacing w:after="240"/>
-        <w:rPr>
-          <w:lang w:val="es-ES_tradnl"/>
-        </w:rPr>
-      </w:pPr>
-      <w:r>
-        <w:rPr>
-          <w:b/>
-          <w:bCs/>
-          <w:lang w:val="es-ES_tradnl"/>
-        </w:rPr>
-        <w:t>AttackSequence.txt</w:t>
-      </w:r>
-      <w:r>
-        <w:rPr>
-          <w:lang w:val="es-ES_tradnl"/>
-        </w:rPr>
-        <w:t xml:space="preserve"> – Lista de nodos en el orden que fueron eliminados.</w:t>
-      </w:r>
-    </w:p>
-    <w:p>
-      <w:pPr>
-        <w:pStyle w:val="Prrafodelista"/>
-        <w:numPr>
-          <w:ilvl w:val="1"/>
-          <w:numId w:val="12"/>
-        </w:numPr>
-        <w:spacing w:after="240"/>
-        <w:rPr>
-          <w:lang w:val="es-ES_tradnl"/>
-        </w:rPr>
-      </w:pPr>
-      <w:r>
-        <w:rPr>
-          <w:b/>
-          <w:bCs/>
-          <w:lang w:val="es-ES_tradnl"/>
-        </w:rPr>
-        <w:t>DegradationData.txt</w:t>
-      </w:r>
-      <w:r>
-        <w:rPr>
-          <w:lang w:val="es-ES_tradnl"/>
-        </w:rPr>
-        <w:t xml:space="preserve"> – Reporte de medidas estructurales a lo largo del proceso de degradación (número de nodos, número de enlaces, longitud promedio de la trayectoria más corta, diámetro, coeficiente promedio de agrupamiento, </w:t>
-      </w:r>
-      <w:proofErr w:type="spellStart"/>
-      <w:r>
-        <w:rPr>
-          <w:lang w:val="es-ES_tradnl"/>
-        </w:rPr>
-        <w:t>asortatividad</w:t>
-      </w:r>
-      <w:proofErr w:type="spellEnd"/>
-      <w:r>
-        <w:rPr>
-          <w:lang w:val="es-ES_tradnl"/>
-        </w:rPr>
-        <w:t>, conectividad de la red, número de componentes conexos, numero de nodos en el componente más grande).</w:t>
-      </w:r>
-    </w:p>
-    <w:p>
-      <w:pPr>
-        <w:pStyle w:val="Prrafodelista"/>
-        <w:numPr>
-          <w:ilvl w:val="1"/>
-          <w:numId w:val="12"/>
-        </w:numPr>
-        <w:spacing w:after="240"/>
-        <w:rPr>
-          <w:lang w:val="es-ES_tradnl"/>
-        </w:rPr>
-      </w:pPr>
-      <w:r>
-        <w:rPr>
-          <w:b/>
-          <w:bCs/>
-          <w:lang w:val="es-ES_tradnl"/>
-        </w:rPr>
-        <w:t xml:space="preserve">degreeHistograms.txt – </w:t>
-      </w:r>
-      <w:r>
-        <w:rPr>
-          <w:lang w:val="es-ES_tradnl"/>
-        </w:rPr>
-        <w:t>Lista con las distribuciones de grado de las redes a lo largo del proceso de degradación.</w:t>
-      </w:r>
-    </w:p>
-    <w:p>
-      <w:pPr>
-        <w:spacing w:after="240"/>
-        <w:rPr>
-          <w:lang w:val="es-ES_tradnl"/>
-        </w:rPr>
-      </w:pPr>
-    </w:p>
-    <w:p>
-      <w:pPr>
-        <w:pStyle w:val="Prrafodelista"/>
-        <w:spacing w:after="240"/>
-        <w:rPr>
-          <w:lang w:val="es-ES_tradnl"/>
-        </w:rPr>
-      </w:pPr>
-    </w:p>
-    <w:p>
-      <w:pPr>
-        <w:pStyle w:val="Prrafodelista"/>
-        <w:spacing w:after="240"/>
-        <w:ind w:left="3540"/>
-        <w:rPr>
-          <w:rFonts w:ascii="Consolas" w:hAnsi="Consolas" w:cs="Consolas"/>
-          <w:b/>
-          <w:bCs/>
-          <w:color w:val="156082" w:themeColor="accent1"/>
-          <w:sz w:val="20"/>
-          <w:szCs w:val="20"/>
-          <w:lang w:val="es-ES_tradnl"/>
-        </w:rPr>
-      </w:pPr>
-      <w:r>
-        <w:rPr>
-          <w:rFonts w:ascii="Consolas" w:hAnsi="Consolas" w:cs="Consolas"/>
-          <w:b/>
-          <w:bCs/>
-          <w:color w:val="156082" w:themeColor="accent1"/>
-          <w:sz w:val="20"/>
-          <w:szCs w:val="20"/>
-          <w:lang w:val="es-ES_tradnl"/>
-        </w:rPr>
-        <w:tab/>
-      </w:r>
-      <w:r>
-        <w:rPr>
-          <w:rFonts w:ascii="Consolas" w:hAnsi="Consolas" w:cs="Consolas"/>
-          <w:b/>
-          <w:bCs/>
-          <w:color w:val="156082" w:themeColor="accent1"/>
-          <w:sz w:val="20"/>
-          <w:szCs w:val="20"/>
-          <w:lang w:val="es-ES_tradnl"/>
-        </w:rPr>
-        <w:tab/>
-      </w:r>
-      <w:r>
-        <w:rPr>
-          <w:lang w:val="es-ES_tradnl"/>
-        </w:rPr>
-        <w:tab/>
-      </w:r>
-    </w:p>
-    <w:p>
-      <w:pPr>
-        <w:rPr>
-          <w:rFonts w:asciiTheme="minorHAnsi" w:eastAsiaTheme="majorEastAsia" w:hAnsiTheme="minorHAnsi" w:cstheme="majorBidi"/>
-          <w:color w:val="0F4761" w:themeColor="accent1" w:themeShade="BF"/>
-          <w:kern w:val="2"/>
-          <w:sz w:val="28"/>
-          <w:szCs w:val="28"/>
-          <w:lang w:val="es-ES_tradnl" w:eastAsia="en-US"/>
-          <w14:ligatures w14:val="standardContextual"/>
-        </w:rPr>
-      </w:pPr>
-      <w:r>
-        <w:rPr>
-          <w:lang w:val="es-ES_tradnl"/>
-        </w:rPr>
-        <w:br w:type="page"/>
-      </w:r>
-    </w:p>
-    <w:p>
-      <w:pPr>
-        <w:pStyle w:val="Ttulo3"/>
-        <w:rPr>
-          <w:lang w:val="es-ES_tradnl"/>
-        </w:rPr>
-      </w:pPr>
-      <w:r>
-        <w:rPr>
-          <w:lang w:val="es-ES_tradnl"/>
-        </w:rPr>
-        <w:lastRenderedPageBreak/>
-        <w:t>Generación de imágenes de redes y gráficas de medidas</w:t>
-      </w:r>
-    </w:p>
-    <w:p>
-      <w:pPr>
-        <w:rPr>
-          <w:lang w:val="es-ES_tradnl"/>
-        </w:rPr>
-      </w:pPr>
-      <w:r>
-        <w:rPr>
-          <w:lang w:val="es-ES_tradnl"/>
-        </w:rPr>
-        <w:t xml:space="preserve">A continuación, se indican la lista de archivos para obtener distintos reportes de medidas estructurales e imágenes de las redes degradadas. </w:t>
-      </w:r>
-    </w:p>
-    <w:p>
-      <w:pPr>
-        <w:rPr>
-          <w:lang w:val="es-ES_tradnl"/>
-        </w:rPr>
-      </w:pPr>
-      <w:r>
-        <w:rPr>
-          <w:lang w:val="es-ES_tradnl"/>
-        </w:rPr>
-        <w:t>Antes de ejecutar los archivos se deben ejecutar los experimentos de degradación para fallas y ataques.</w:t>
-      </w:r>
-    </w:p>
-    <w:p>
-      <w:pPr>
-        <w:rPr>
-          <w:lang w:val="es-ES_tradnl"/>
-        </w:rPr>
-      </w:pPr>
-    </w:p>
-    <w:p>
-      <w:pPr>
-        <w:pStyle w:val="Ttulo4"/>
-        <w:ind w:firstLine="360"/>
-        <w:rPr>
-          <w:lang w:val="es-ES_tradnl"/>
-        </w:rPr>
-      </w:pPr>
-      <w:r>
-        <w:rPr>
-          <w:lang w:val="es-ES_tradnl"/>
-        </w:rPr>
-        <w:t>6</w:t>
-      </w:r>
-      <w:r>
-        <w:rPr>
-          <w:lang w:val="es-ES_tradnl"/>
-        </w:rPr>
-        <w:t>creaPromedios</w:t>
-      </w:r>
-      <w:r>
-        <w:rPr>
-          <w:lang w:val="es-ES_tradnl"/>
-        </w:rPr>
-        <w:t>Degradacion</w:t>
-      </w:r>
-      <w:r>
-        <w:rPr>
-          <w:lang w:val="es-ES_tradnl"/>
-        </w:rPr>
-        <w:t>.py</w:t>
-      </w:r>
-    </w:p>
-    <w:p>
-      <w:pPr>
-        <w:ind w:left="360"/>
-        <w:rPr>
-          <w:color w:val="000000" w:themeColor="text1"/>
-          <w:lang w:val="es-ES_tradnl"/>
-        </w:rPr>
-      </w:pPr>
-      <w:r>
-        <w:rPr>
-          <w:lang w:val="es-ES_tradnl"/>
-        </w:rPr>
-        <w:t xml:space="preserve">Para cada </w:t>
-      </w:r>
-      <w:r>
-        <w:rPr>
-          <w:color w:val="0070C0"/>
-          <w:lang w:val="es-ES_tradnl"/>
-        </w:rPr>
-        <w:t>configuración de experimen</w:t>
-      </w:r>
-      <w:r>
-        <w:rPr>
-          <w:color w:val="0070C0"/>
-          <w:lang w:val="es-ES_tradnl"/>
-        </w:rPr>
-        <w:t>to</w:t>
-      </w:r>
-      <w:r>
-        <w:rPr>
-          <w:color w:val="0070C0"/>
-          <w:lang w:val="es-ES_tradnl"/>
-        </w:rPr>
-        <w:t xml:space="preserve"> de degradación</w:t>
-      </w:r>
-      <w:r>
-        <w:rPr>
-          <w:color w:val="000000" w:themeColor="text1"/>
-          <w:lang w:val="es-ES_tradnl"/>
-        </w:rPr>
-        <w:t>, fallos y ataques</w:t>
-      </w:r>
-      <w:r>
-        <w:rPr>
-          <w:color w:val="000000" w:themeColor="text1"/>
-          <w:lang w:val="es-ES_tradnl"/>
-        </w:rPr>
-        <w:t>, por ejemplo:</w:t>
-      </w:r>
-    </w:p>
-    <w:p>
-      <w:pPr>
-        <w:ind w:left="360"/>
-        <w:jc w:val="center"/>
-        <w:rPr>
-          <w:lang w:val="es-ES_tradnl"/>
-        </w:rPr>
-      </w:pPr>
-      <w:r>
-        <w:rPr>
-          <w:color w:val="0070C0"/>
-          <w:sz w:val="21"/>
-          <w:szCs w:val="21"/>
-          <w:lang w:val="es-ES_tradnl"/>
-        </w:rPr>
-        <w:t>ResultadosCN/</w:t>
-      </w:r>
-      <w:r>
-        <w:rPr>
-          <w:color w:val="0070C0"/>
-          <w:sz w:val="21"/>
-          <w:szCs w:val="21"/>
-          <w:lang w:val="es-ES_tradnl"/>
-        </w:rPr>
-        <w:t>Degrad</w:t>
-      </w:r>
-      <w:r>
-        <w:rPr>
-          <w:color w:val="0070C0"/>
-          <w:sz w:val="21"/>
-          <w:szCs w:val="21"/>
-          <w:lang w:val="es-ES_tradnl"/>
-        </w:rPr>
-        <w:t>ación/</w:t>
-      </w:r>
-      <w:r>
-        <w:rPr>
-          <w:color w:val="0070C0"/>
-          <w:sz w:val="21"/>
-          <w:szCs w:val="21"/>
-          <w:lang w:val="es-ES_tradnl"/>
-        </w:rPr>
-        <w:t>Atques/GrafosFinales/</w:t>
-      </w:r>
-      <w:r>
-        <w:rPr>
-          <w:color w:val="0070C0"/>
-          <w:sz w:val="21"/>
-          <w:szCs w:val="21"/>
-          <w:lang w:val="es-ES_tradnl"/>
-        </w:rPr>
-        <w:t>D2/ExperimentosCooperadores/R1/malla8x8/CR</w:t>
-      </w:r>
-    </w:p>
-    <w:p>
-      <w:pPr>
-        <w:ind w:left="360"/>
-        <w:rPr>
-          <w:lang w:val="es-ES_tradnl"/>
-        </w:rPr>
-      </w:pPr>
-      <w:r>
-        <w:rPr>
-          <w:lang w:val="es-ES_tradnl"/>
-        </w:rPr>
-        <w:t xml:space="preserve">crea el archivo </w:t>
-      </w:r>
-      <w:r>
-        <w:rPr>
-          <w:color w:val="0070C0"/>
-          <w:lang w:val="es-ES_tradnl"/>
-        </w:rPr>
-        <w:t xml:space="preserve">datos-promedio.csv </w:t>
-      </w:r>
-      <w:r>
-        <w:rPr>
-          <w:lang w:val="es-ES_tradnl"/>
-        </w:rPr>
-        <w:t xml:space="preserve">que contiene los promedios </w:t>
-      </w:r>
-      <w:r>
-        <w:rPr>
-          <w:lang w:val="es-ES_tradnl"/>
-        </w:rPr>
-        <w:t xml:space="preserve">de </w:t>
-      </w:r>
-      <w:r>
-        <w:rPr>
-          <w:lang w:val="es-ES_tradnl"/>
-        </w:rPr>
-        <w:t xml:space="preserve">medidas estructurales de todas las ejecuciones </w:t>
-      </w:r>
-      <w:r>
-        <w:rPr>
-          <w:lang w:val="es-ES_tradnl"/>
-        </w:rPr>
-        <w:t>a lo largo del proceso de degradación</w:t>
-      </w:r>
-      <w:r>
-        <w:rPr>
-          <w:lang w:val="es-ES_tradnl"/>
-        </w:rPr>
-        <w:t>.</w:t>
-      </w:r>
-    </w:p>
-    <w:p>
-      <w:pPr>
-        <w:ind w:left="360"/>
-        <w:rPr>
-          <w:lang w:val="es-ES_tradnl"/>
-        </w:rPr>
-      </w:pPr>
-      <w:r>
-        <w:rPr>
-          <w:lang w:val="es-ES_tradnl"/>
-        </w:rPr>
-        <w:t>Los datos se muestran en una tabla con las siguientes columnas:</w:t>
-      </w:r>
-    </w:p>
-    <w:p>
-      <w:pPr>
-        <w:pStyle w:val="Prrafodelista"/>
-        <w:numPr>
-          <w:ilvl w:val="1"/>
-          <w:numId w:val="9"/>
-        </w:numPr>
-        <w:rPr>
-          <w:lang w:val="es-ES_tradnl"/>
-        </w:rPr>
-      </w:pPr>
-      <w:r>
-        <w:rPr>
-          <w:lang w:val="es-ES_tradnl"/>
-        </w:rPr>
-        <w:t>Promedio del coeficiente de agrupamiento</w:t>
-      </w:r>
-    </w:p>
-    <w:p>
-      <w:pPr>
-        <w:pStyle w:val="Prrafodelista"/>
-        <w:numPr>
-          <w:ilvl w:val="1"/>
-          <w:numId w:val="9"/>
-        </w:numPr>
-        <w:rPr>
-          <w:lang w:val="es-ES_tradnl"/>
-        </w:rPr>
-      </w:pPr>
-      <w:r>
-        <w:rPr>
-          <w:lang w:val="es-ES_tradnl"/>
-        </w:rPr>
-        <w:t>Promedio de la trayectoria más corta</w:t>
-      </w:r>
-    </w:p>
-    <w:p>
-      <w:pPr>
-        <w:pStyle w:val="Prrafodelista"/>
-        <w:numPr>
-          <w:ilvl w:val="1"/>
-          <w:numId w:val="9"/>
-        </w:numPr>
-        <w:rPr>
-          <w:lang w:val="es-ES_tradnl"/>
-        </w:rPr>
-      </w:pPr>
-      <w:r>
-        <w:rPr>
-          <w:lang w:val="es-ES_tradnl"/>
-        </w:rPr>
-        <w:t>Diámetro</w:t>
-      </w:r>
-    </w:p>
-    <w:p>
-      <w:pPr>
-        <w:pStyle w:val="Prrafodelista"/>
-        <w:numPr>
-          <w:ilvl w:val="1"/>
-          <w:numId w:val="9"/>
-        </w:numPr>
-        <w:rPr>
-          <w:lang w:val="es-ES_tradnl"/>
-        </w:rPr>
-      </w:pPr>
-      <w:r>
-        <w:rPr>
-          <w:lang w:val="es-ES_tradnl"/>
-        </w:rPr>
-        <w:t>Orden relativo del componente más grande</w:t>
-      </w:r>
-    </w:p>
-    <w:p>
-      <w:pPr>
-        <w:pStyle w:val="Prrafodelista"/>
-        <w:numPr>
-          <w:ilvl w:val="1"/>
-          <w:numId w:val="9"/>
-        </w:numPr>
-        <w:rPr>
-          <w:lang w:val="es-ES_tradnl"/>
-        </w:rPr>
-      </w:pPr>
-      <w:r>
-        <w:rPr>
-          <w:lang w:val="es-ES_tradnl"/>
-        </w:rPr>
-        <w:t xml:space="preserve">Promedio de </w:t>
-      </w:r>
-      <w:proofErr w:type="spellStart"/>
-      <w:r>
-        <w:rPr>
-          <w:lang w:val="es-ES_tradnl"/>
-        </w:rPr>
-        <w:t>asortatividad</w:t>
-      </w:r>
-      <w:proofErr w:type="spellEnd"/>
-    </w:p>
-    <w:p>
-      <w:pPr>
-        <w:pStyle w:val="Prrafodelista"/>
-        <w:ind w:left="1440"/>
-        <w:rPr>
-          <w:lang w:val="es-ES_tradnl"/>
-        </w:rPr>
-      </w:pPr>
-    </w:p>
-    <w:p>
-      <w:pPr>
-        <w:ind w:left="360"/>
-        <w:rPr>
-          <w:lang w:val="es-ES_tradnl"/>
-        </w:rPr>
-      </w:pPr>
-      <w:r>
-        <w:rPr>
-          <w:lang w:val="es-ES_tradnl"/>
-        </w:rPr>
-        <w:t>También</w:t>
-      </w:r>
-      <w:r>
-        <w:rPr>
-          <w:lang w:val="es-ES_tradnl"/>
-        </w:rPr>
-        <w:t xml:space="preserve"> </w:t>
-      </w:r>
-      <w:r>
-        <w:rPr>
-          <w:lang w:val="es-ES_tradnl"/>
-        </w:rPr>
-        <w:t xml:space="preserve">crea el archivo </w:t>
-      </w:r>
-      <w:r>
-        <w:rPr>
-          <w:color w:val="0070C0"/>
-          <w:lang w:val="es-ES_tradnl"/>
-        </w:rPr>
-        <w:t>a</w:t>
-      </w:r>
-      <w:r>
-        <w:rPr>
-          <w:color w:val="0070C0"/>
-          <w:lang w:val="es-ES_tradnl"/>
-        </w:rPr>
-        <w:t>t</w:t>
-      </w:r>
-      <w:r>
-        <w:rPr>
-          <w:color w:val="0070C0"/>
-          <w:lang w:val="es-ES_tradnl"/>
-        </w:rPr>
-        <w:t>t</w:t>
-      </w:r>
-      <w:r>
-        <w:rPr>
-          <w:color w:val="0070C0"/>
-          <w:lang w:val="es-ES_tradnl"/>
-        </w:rPr>
-        <w:t>r</w:t>
-      </w:r>
-      <w:r>
-        <w:rPr>
-          <w:color w:val="0070C0"/>
-          <w:lang w:val="es-ES_tradnl"/>
-        </w:rPr>
-        <w:t xml:space="preserve">-promedio.csv </w:t>
-      </w:r>
-      <w:r>
-        <w:rPr>
-          <w:lang w:val="es-ES_tradnl"/>
-        </w:rPr>
-        <w:t>que contiene los promedios de ATTR y m-ATTR de todas las ejecuciones a lo largo del proceso de degradación.</w:t>
-      </w:r>
-    </w:p>
-    <w:p>
-      <w:pPr>
-        <w:ind w:left="360"/>
-        <w:rPr>
-          <w:lang w:val="es-ES_tradnl"/>
-        </w:rPr>
-      </w:pPr>
-    </w:p>
-    <w:p>
-      <w:pPr>
-        <w:pStyle w:val="Ttulo4"/>
-        <w:ind w:firstLine="360"/>
-        <w:rPr>
-          <w:lang w:val="es-ES_tradnl"/>
-        </w:rPr>
-      </w:pPr>
-      <w:r>
-        <w:rPr>
-          <w:lang w:val="es-ES_tradnl"/>
-        </w:rPr>
-        <w:t>8</w:t>
-      </w:r>
-      <w:r>
-        <w:rPr>
-          <w:lang w:val="es-ES_tradnl"/>
-        </w:rPr>
-        <w:t>creaGraficas</w:t>
-      </w:r>
-      <w:r>
-        <w:rPr>
-          <w:lang w:val="es-ES_tradnl"/>
-        </w:rPr>
-        <w:t>Degrad</w:t>
-      </w:r>
-      <w:r>
-        <w:rPr>
-          <w:lang w:val="es-ES_tradnl"/>
-        </w:rPr>
-        <w:t>acion.py</w:t>
-      </w:r>
-    </w:p>
-    <w:p>
-      <w:pPr>
-        <w:ind w:left="360"/>
-        <w:rPr>
-          <w:lang w:val="es-ES_tradnl"/>
-        </w:rPr>
-      </w:pPr>
-      <w:r>
-        <w:rPr>
-          <w:lang w:val="es-ES_tradnl"/>
-        </w:rPr>
-        <w:t xml:space="preserve">Para las redes finales </w:t>
-      </w:r>
-      <w:r>
-        <w:rPr>
-          <w:lang w:val="es-ES_tradnl"/>
-        </w:rPr>
-        <w:t>degradadas</w:t>
-      </w:r>
-      <w:r>
-        <w:rPr>
-          <w:lang w:val="es-ES_tradnl"/>
-        </w:rPr>
-        <w:t xml:space="preserve"> en </w:t>
-      </w:r>
-      <w:r>
-        <w:rPr>
-          <w:color w:val="0070C0"/>
-          <w:lang w:val="es-ES_tradnl"/>
-        </w:rPr>
-        <w:t>todas las c</w:t>
-      </w:r>
-      <w:r>
-        <w:rPr>
-          <w:color w:val="0070C0"/>
-          <w:lang w:val="es-ES_tradnl"/>
-        </w:rPr>
-        <w:t>onfiguraci</w:t>
-      </w:r>
-      <w:r>
-        <w:rPr>
-          <w:color w:val="0070C0"/>
-          <w:lang w:val="es-ES_tradnl"/>
-        </w:rPr>
-        <w:t>o</w:t>
-      </w:r>
-      <w:r>
-        <w:rPr>
-          <w:color w:val="0070C0"/>
-          <w:lang w:val="es-ES_tradnl"/>
-        </w:rPr>
-        <w:t>n</w:t>
-      </w:r>
-      <w:r>
-        <w:rPr>
-          <w:color w:val="0070C0"/>
-          <w:lang w:val="es-ES_tradnl"/>
-        </w:rPr>
-        <w:t>es</w:t>
-      </w:r>
-      <w:r>
-        <w:rPr>
-          <w:color w:val="0070C0"/>
-          <w:lang w:val="es-ES_tradnl"/>
-        </w:rPr>
-        <w:t xml:space="preserve"> de experimen</w:t>
-      </w:r>
-      <w:r>
-        <w:rPr>
-          <w:color w:val="0070C0"/>
-          <w:lang w:val="es-ES_tradnl"/>
-        </w:rPr>
-        <w:t xml:space="preserve">tos </w:t>
-      </w:r>
-      <w:r>
-        <w:rPr>
-          <w:lang w:val="es-ES_tradnl"/>
-        </w:rPr>
-        <w:t>agrupa los datos promedio de las siguientes medidas estructurales</w:t>
-      </w:r>
-      <w:r>
-        <w:rPr>
-          <w:lang w:val="es-ES_tradnl"/>
-        </w:rPr>
-        <w:t xml:space="preserve"> a lo largo del proceso de degradación</w:t>
-      </w:r>
-      <w:r>
-        <w:rPr>
-          <w:lang w:val="es-ES_tradnl"/>
-        </w:rPr>
-        <w:t>:</w:t>
-      </w:r>
-    </w:p>
-    <w:p>
-      <w:pPr>
-        <w:pStyle w:val="Prrafodelista"/>
-        <w:numPr>
-          <w:ilvl w:val="1"/>
-          <w:numId w:val="9"/>
-        </w:numPr>
-        <w:rPr>
-          <w:lang w:val="es-ES_tradnl"/>
-        </w:rPr>
-      </w:pPr>
-      <w:r>
-        <w:rPr>
-          <w:lang w:val="es-ES_tradnl"/>
-        </w:rPr>
-        <w:t>Promedio del coeficiente de agrupamiento</w:t>
-      </w:r>
-    </w:p>
-    <w:p>
-      <w:pPr>
-        <w:pStyle w:val="Prrafodelista"/>
-        <w:numPr>
-          <w:ilvl w:val="1"/>
-          <w:numId w:val="9"/>
-        </w:numPr>
-        <w:rPr>
-          <w:lang w:val="es-ES_tradnl"/>
-        </w:rPr>
-      </w:pPr>
-      <w:r>
-        <w:rPr>
-          <w:lang w:val="es-ES_tradnl"/>
-        </w:rPr>
-        <w:t>Promedio de la trayectoria más corta</w:t>
-      </w:r>
-    </w:p>
-    <w:p>
-      <w:pPr>
-        <w:pStyle w:val="Prrafodelista"/>
-        <w:numPr>
-          <w:ilvl w:val="1"/>
-          <w:numId w:val="9"/>
-        </w:numPr>
-        <w:rPr>
-          <w:lang w:val="es-ES_tradnl"/>
-        </w:rPr>
-      </w:pPr>
-      <w:r>
-        <w:rPr>
-          <w:lang w:val="es-ES_tradnl"/>
-        </w:rPr>
-        <w:t>Diámetro</w:t>
-      </w:r>
-    </w:p>
-    <w:p>
-      <w:pPr>
-        <w:pStyle w:val="Prrafodelista"/>
-        <w:numPr>
-          <w:ilvl w:val="1"/>
-          <w:numId w:val="9"/>
-        </w:numPr>
-        <w:rPr>
-          <w:lang w:val="es-ES_tradnl"/>
-        </w:rPr>
-      </w:pPr>
-      <w:r>
-        <w:rPr>
-          <w:lang w:val="es-ES_tradnl"/>
-        </w:rPr>
-        <w:t>Orden relativo del componente más grande</w:t>
-      </w:r>
-    </w:p>
-    <w:p>
-      <w:pPr>
-        <w:pStyle w:val="Prrafodelista"/>
-        <w:numPr>
-          <w:ilvl w:val="1"/>
-          <w:numId w:val="9"/>
-        </w:numPr>
-        <w:rPr>
-          <w:lang w:val="es-ES_tradnl"/>
-        </w:rPr>
-      </w:pPr>
-      <w:proofErr w:type="spellStart"/>
-      <w:r>
-        <w:rPr>
-          <w:lang w:val="es-ES_tradnl"/>
-        </w:rPr>
-        <w:t>Asortatividad</w:t>
-      </w:r>
-      <w:proofErr w:type="spellEnd"/>
-    </w:p>
-    <w:p>
-      <w:pPr>
-        <w:rPr>
-          <w:color w:val="156082" w:themeColor="accent1"/>
-          <w:lang w:val="es-ES_tradnl"/>
-        </w:rPr>
-      </w:pPr>
-      <w:r>
-        <w:rPr>
-          <w:lang w:val="es-ES_tradnl"/>
-        </w:rPr>
-        <w:t xml:space="preserve">     E</w:t>
-      </w:r>
-      <w:r>
-        <w:rPr>
-          <w:lang w:val="es-ES_tradnl"/>
-        </w:rPr>
-        <w:t>st</w:t>
-      </w:r>
-      <w:r>
-        <w:rPr>
-          <w:lang w:val="es-ES_tradnl"/>
-        </w:rPr>
-        <w:t xml:space="preserve">os datos son guardados en la carpeta </w:t>
-      </w:r>
-      <w:r>
-        <w:rPr>
-          <w:color w:val="0070C0"/>
-          <w:lang w:val="es-ES_tradnl"/>
-        </w:rPr>
-        <w:t>ResultadosCN</w:t>
-      </w:r>
-      <w:r>
-        <w:rPr>
-          <w:color w:val="0070C0"/>
-          <w:lang w:val="es-ES_tradnl"/>
-        </w:rPr>
-        <w:t>/</w:t>
-      </w:r>
-      <w:r>
-        <w:rPr>
-          <w:color w:val="0070C0"/>
-          <w:lang w:val="es-ES_tradnl"/>
-        </w:rPr>
-        <w:t>Medidas_degradacion</w:t>
-      </w:r>
-      <w:r>
-        <w:rPr>
-          <w:color w:val="156082" w:themeColor="accent1"/>
-          <w:lang w:val="es-ES_tradnl"/>
-        </w:rPr>
-        <w:t>/</w:t>
-      </w:r>
-    </w:p>
-    <w:p>
-      <w:pPr>
-        <w:rPr>
-          <w:lang w:val="es-ES_tradnl"/>
-        </w:rPr>
-      </w:pPr>
     </w:p>
     <w:sectPr>
       <w:pgSz w:w="12240" w:h="15840"/>
